--- a/Documentation/Budget Tracker Final Program Overview.docx
+++ b/Documentation/Budget Tracker Final Program Overview.docx
@@ -243,6 +243,7 @@
       </w:tr>
       <w:tr>
         <w:trPr>
+          <w:trHeight w:val="881"/>
           <w:jc w:val="center"/>
         </w:trPr>
         <w:tc>
@@ -347,16 +348,29 @@
       <w:pPr>
         <w:pStyle w:val="ListBullet"/>
       </w:pPr>
-      <w:r>
-        <w:t>GitHub Repository: https://github.com/Caleb-Clifton/SDEV-220-Final-Project-Team-3</w:t>
-      </w:r>
+      <w:hyperlink r:id="rId8" w:history="1">
+        <w:r>
+          <w:rPr>
+            <w:rStyle w:val="Hyperlink"/>
+          </w:rPr>
+          <w:t>GitHub Repository:</w:t>
+        </w:r>
+      </w:hyperlink>
     </w:p>
     <w:p>
       <w:pPr>
         <w:pStyle w:val="ListBullet"/>
       </w:pPr>
+      <w:hyperlink r:id="rId9" w:history="1">
+        <w:r>
+          <w:rPr>
+            <w:rStyle w:val="Hyperlink"/>
+          </w:rPr>
+          <w:t>Trello Board:</w:t>
+        </w:r>
+      </w:hyperlink>
       <w:r>
-        <w:t>Trello Board: https://trello.com/invite/b/69d451fc6700c16382d0457f/ATTI57ca81ddee0db575e2b1d9cb87246ae79742380C/sdev-220-final-project-team-3</w:t>
+        <w:t xml:space="preserve"> </w:t>
       </w:r>
     </w:p>
     <w:p>
@@ -372,7 +386,13 @@
         <w:pStyle w:val="ListBullet"/>
       </w:pPr>
       <w:r>
-        <w:t>main_v2.py was maintained as a console-based testing version while gui_v2.py became the GUI application file.</w:t>
+        <w:t xml:space="preserve">main_v2.py was maintained as a console-based testing version while </w:t>
+      </w:r>
+      <w:r>
+        <w:t>BudgetTrackerApp</w:t>
+      </w:r>
+      <w:r>
+        <w:t>.py became the GUI application file.</w:t>
       </w:r>
     </w:p>
     <w:p>
@@ -633,7 +653,13 @@
               <w:rPr>
                 <w:sz w:val="18"/>
               </w:rPr>
-              <w:t>gui_v2.py</w:t>
+              <w:t>BudgetTrackerApp</w:t>
+            </w:r>
+            <w:r>
+              <w:rPr>
+                <w:sz w:val="18"/>
+              </w:rPr>
+              <w:t>.py</w:t>
             </w:r>
           </w:p>
         </w:tc>
@@ -1741,7 +1767,13 @@
         <w:pStyle w:val="ListBullet"/>
       </w:pPr>
       <w:r>
-        <w:t>Open the GUI application from gui_v2.py.</w:t>
+        <w:t xml:space="preserve">Open the GUI application from </w:t>
+      </w:r>
+      <w:r>
+        <w:t>BudgetTrackerApp.py</w:t>
+      </w:r>
+      <w:r>
+        <w:t>.</w:t>
       </w:r>
     </w:p>
     <w:p>
@@ -1866,6 +1898,9 @@
       <w:r>
         <w:t xml:space="preserve"> IF DEVELOPMENT WERE TO CONTINUE</w:t>
       </w:r>
+      <w:r>
+        <w:t xml:space="preserve"> (Not currently planned)</w:t>
+      </w:r>
     </w:p>
     <w:p>
       <w:pPr>
@@ -1929,7 +1964,7 @@
       </w:r>
     </w:p>
     <w:sectPr>
-      <w:footerReference w:type="default" r:id="rId8"/>
+      <w:footerReference w:type="default" r:id="rId10"/>
       <w:pgSz w:w="12240" w:h="15840"/>
       <w:pgMar w:top="864" w:right="864" w:bottom="864" w:left="864" w:header="720" w:footer="720" w:gutter="0"/>
       <w:cols w:space="720"/>
@@ -13553,6 +13588,29 @@
       </w:tcPr>
     </w:tblStylePr>
   </w:style>
+  <w:style w:type="character" w:styleId="Hyperlink">
+    <w:name w:val="Hyperlink"/>
+    <w:basedOn w:val="DefaultParagraphFont"/>
+    <w:uiPriority w:val="99"/>
+    <w:unhideWhenUsed/>
+    <w:rsid w:val="00E72D94"/>
+    <w:rPr>
+      <w:color w:val="0000FF" w:themeColor="hyperlink"/>
+      <w:u w:val="single"/>
+    </w:rPr>
+  </w:style>
+  <w:style w:type="character" w:styleId="UnresolvedMention">
+    <w:name w:val="Unresolved Mention"/>
+    <w:basedOn w:val="DefaultParagraphFont"/>
+    <w:uiPriority w:val="99"/>
+    <w:semiHidden/>
+    <w:unhideWhenUsed/>
+    <w:rsid w:val="00E72D94"/>
+    <w:rPr>
+      <w:color w:val="605E5C"/>
+      <w:shd w:val="clear" w:color="auto" w:fill="E1DFDD"/>
+    </w:rPr>
+  </w:style>
 </w:styles>
 </file>
 
